--- a/src/Apps/W1/SalesOrderAgent/app/src/Integration/SOASampleOrder.docx
+++ b/src/Apps/W1/SalesOrderAgent/app/src/Integration/SOASampleOrder.docx
@@ -307,7 +307,7 @@
       <w:pPr>
         <w:spacing w:before="120" w:after="120"/>
         <w:pBdr>
-          <w:top w:val="single" w:sz="6" w:space="1" w:color="BFBFBF"/>
+          <w:top w:val="single" w:color="BFBFBF" w:sz="6" w:space="1"/>
         </w:pBdr>
       </w:pPr>
       <w:r>
@@ -533,7 +533,7 @@
           <w:tcPr>
             <w:tcW w:w="3638" w:type="dxa"/>
             <w:tcBorders>
-              <w:left w:val="single" w:sz="16" w:space="0" w:color="1F3864"/>
+              <w:left w:val="single" w:color="1F3864" w:sz="16" w:space="0"/>
             </w:tcBorders>
             <w:shd w:val="clear" w:color="auto" w:fill="F2F5FA"/>
             <w:tcMar>
@@ -834,7 +834,7 @@
                   <w:tcPr>
                     <w:tcW w:w="4900" w:type="dxa"/>
                     <w:tcBorders>
-                      <w:bottom w:val="single" w:sz="4" w:space="0" w:color="E6E6E6"/>
+                      <w:bottom w:val="single" w:color="E6E6E6" w:sz="4" w:space="0"/>
                     </w:tcBorders>
                     <w:vAlign w:val="center"/>
                     <w:tcMar>
@@ -877,7 +877,7 @@
                   <w:tcPr>
                     <w:tcW w:w="1300" w:type="dxa"/>
                     <w:tcBorders>
-                      <w:bottom w:val="single" w:sz="4" w:space="0" w:color="E6E6E6"/>
+                      <w:bottom w:val="single" w:color="E6E6E6" w:sz="4" w:space="0"/>
                     </w:tcBorders>
                     <w:vAlign w:val="center"/>
                     <w:tcMar>
@@ -921,7 +921,7 @@
                   <w:tcPr>
                     <w:tcW w:w="1900" w:type="dxa"/>
                     <w:tcBorders>
-                      <w:bottom w:val="single" w:sz="4" w:space="0" w:color="E6E6E6"/>
+                      <w:bottom w:val="single" w:color="E6E6E6" w:sz="4" w:space="0"/>
                     </w:tcBorders>
                     <w:vAlign w:val="center"/>
                     <w:tcMar>
@@ -964,7 +964,7 @@
                   <w:tcPr>
                     <w:tcW w:w="1538" w:type="dxa"/>
                     <w:tcBorders>
-                      <w:bottom w:val="single" w:sz="4" w:space="0" w:color="E6E6E6"/>
+                      <w:bottom w:val="single" w:color="E6E6E6" w:sz="4" w:space="0"/>
                     </w:tcBorders>
                     <w:vAlign w:val="center"/>
                     <w:tcMar>
@@ -1029,7 +1029,7 @@
                   <w:tcPr>
                     <w:tcW w:w="4900" w:type="dxa"/>
                     <w:tcBorders>
-                      <w:bottom w:val="single" w:sz="4" w:space="0" w:color="E6E6E6"/>
+                      <w:bottom w:val="single" w:color="E6E6E6" w:sz="4" w:space="0"/>
                     </w:tcBorders>
                     <w:vAlign w:val="center"/>
                     <w:tcMar>
@@ -1072,7 +1072,7 @@
                   <w:tcPr>
                     <w:tcW w:w="1300" w:type="dxa"/>
                     <w:tcBorders>
-                      <w:bottom w:val="single" w:sz="4" w:space="0" w:color="E6E6E6"/>
+                      <w:bottom w:val="single" w:color="E6E6E6" w:sz="4" w:space="0"/>
                     </w:tcBorders>
                     <w:vAlign w:val="center"/>
                     <w:tcMar>
@@ -1116,7 +1116,7 @@
                   <w:tcPr>
                     <w:tcW w:w="1900" w:type="dxa"/>
                     <w:tcBorders>
-                      <w:bottom w:val="single" w:sz="4" w:space="0" w:color="E6E6E6"/>
+                      <w:bottom w:val="single" w:color="E6E6E6" w:sz="4" w:space="0"/>
                     </w:tcBorders>
                     <w:vAlign w:val="center"/>
                     <w:tcMar>
@@ -1142,7 +1142,7 @@
                   <w:tcPr>
                     <w:tcW w:w="1538" w:type="dxa"/>
                     <w:tcBorders>
-                      <w:bottom w:val="single" w:sz="4" w:space="0" w:color="E6E6E6"/>
+                      <w:bottom w:val="single" w:color="E6E6E6" w:sz="4" w:space="0"/>
                     </w:tcBorders>
                     <w:vAlign w:val="center"/>
                     <w:tcMar>
@@ -1192,7 +1192,7 @@
       <w:pPr>
         <w:spacing w:before="220" w:after="80"/>
         <w:pBdr>
-          <w:top w:val="single" w:sz="6" w:space="1" w:color="BFBFBF"/>
+          <w:top w:val="single" w:color="BFBFBF" w:sz="6" w:space="1"/>
         </w:pBdr>
       </w:pPr>
       <w:r>
@@ -1228,129 +1228,108 @@
 </w:document>
 </file>
 
-<file path=customXml/item.xml>��< ? x m l   v e r s i o n = " 1 . 0 "   e n c o d i n g = " u t f - 1 6 " ? > - 
- < N a v W o r d R e p o r t X m l P a r t   x m l n s = " u r n : m i c r o s o f t - d y n a m i c s - n a v / r e p o r t s / S O A _ S a m p l e _ O r d e r / 4 4 1 4 / " > - 
-     < B C R e p o r t I n f o r m a t i o n > - 
-         < R e p o r t M e t a d a t a > - 
-             < E x t e n s i o n I d > E x t e n s i o n   I D < / E x t e n s i o n I d > - 
-             < E x t e n s i o n N a m e > E x t e n s i o n   N a m e < / E x t e n s i o n N a m e > - 
-             < E x t e n s i o n P u b l i s h e r > E x t e n s i o n   P u b l i s h e r < / E x t e n s i o n P u b l i s h e r > - 
-             < E x t e n s i o n V e r s i o n > E x t e n s i o n   V e r s i o n < / E x t e n s i o n V e r s i o n > - 
-             < R e p o r t I d > R e p o r t   I D < / R e p o r t I d > - 
-             < R e p o r t N a m e > R e p o r t   N a m e < / R e p o r t N a m e > - 
-             < A b o u t T h i s R e p o r t T i t l e > A b o u t   T h i s   R e p o r t   T i t l e < / A b o u t T h i s R e p o r t T i t l e > - 
-             < A b o u t T h i s R e p o r t T e x t > A b o u t   T h i s   R e p o r t   T e x t < / A b o u t T h i s R e p o r t T e x t > - 
-             < R e p o r t H e l p L i n k > R e p o r t   H e l p   L i n k < / R e p o r t H e l p L i n k > - 
-         < / R e p o r t M e t a d a t a > - 
-         < R e p o r t R e q u e s t > - 
-             < T e n a n t E n t r a I d > T e n a n t   E n t r a   I d < / T e n a n t E n t r a I d > - 
-             < E n v i r o n m e n t N a m e > E n v i r o n m e n t   N a m e < / E n v i r o n m e n t N a m e > - 
-             < E n v i r o n m e n t T y p e > E n v i r o n m e n t   T y p e < / E n v i r o n m e n t T y p e > - 
-             < C o m p a n y N a m e > C o m p a n y   N a m e < / C o m p a n y N a m e > - 
-             < C o m p a n y D i s p l a y N a m e > C o m p a n y   D i s p l a y   N a m e < / C o m p a n y D i s p l a y N a m e > - 
-             < C o m p a n y I d > C o m p a n y   I D < / C o m p a n y I d > - 
-             < U s e r N a m e > U s e r   N a m e < / U s e r N a m e > - 
-             < D a t e A n d T i m e > D a t e   a n d   T i m e < / D a t e A n d T i m e > - 
-             < L a n g u a g e > L a n g u a g e < / L a n g u a g e > - 
-             < F o r m a t R e g i o n > F o r m a t   R e g i o n < / F o r m a t R e g i o n > - 
-             < D a t e T i m e V a l u e s > - 
-                 < Y e a r > Y e a r < / Y e a r > - 
-                 < M o n t h N u m b e r > M o n t h   N u m b e r < / M o n t h N u m b e r > - 
-                 < D a y N u m b e r > D a y   N u m b e r < / D a y N u m b e r > - 
-                 < H o u r > H o u r < / H o u r > - 
-                 < M i n u t e > M i n u t e < / M i n u t e > - 
-             < / D a t e T i m e V a l u e s > - 
-         < / R e p o r t R e q u e s t > - 
-     < / B C R e p o r t I n f o r m a t i o n > - 
-     < H e a d e r > - 
-         < C o m p a n y A d d r e s s > C o m p a n y A d d r e s s < / C o m p a n y A d d r e s s > - 
-         < C o m p a n y C i t y > C o m p a n y C i t y < / C o m p a n y C i t y > - 
-         < C o m p a n y E m a i l > C o m p a n y E m a i l < / C o m p a n y E m a i l > - 
-         < C o m p a n y N a m e > C o m p a n y N a m e < / C o m p a n y N a m e > - 
-         < C o m p a n y P h o n e > C o m p a n y P h o n e < / C o m p a n y P h o n e > - 
-         < D o c D a t e > D o c D a t e < / D o c D a t e > - 
-         < D o c N o > D o c N o < / D o c N o > - 
-         < S e n d e r A d d r e s s > S e n d e r A d d r e s s < / S e n d e r A d d r e s s > - 
-         < S e n d e r C i t y > S e n d e r C i t y < / S e n d e r C i t y > - 
-         < S e n d e r C o m p a n y > S e n d e r C o m p a n y < / S e n d e r C o m p a n y > - 
-         < S e n d e r E m a i l > S e n d e r E m a i l < / S e n d e r E m a i l > - 
-         < S e n d e r N a m e > S e n d e r N a m e < / S e n d e r N a m e > - 
-         < S e n d e r P h o n e > S e n d e r P h o n e < / S e n d e r P h o n e > - 
-         < I t e m > - 
-             < E x p e c t e d D a t e > E x p e c t e d D a t e < / E x p e c t e d D a t e > - 
-             < I t e m D e s c r i p t i o n > I t e m D e s c r i p t i o n < / I t e m D e s c r i p t i o n > - 
-             < I t e m N o > I t e m N o < / I t e m N o > - 
-             < I t e m Q u a n t i t y > I t e m Q u a n t i t y < / I t e m Q u a n t i t y > - 
-             < I t e m U n i t O f M e a s u r e > I t e m U n i t O f M e a s u r e < / I t e m U n i t O f M e a s u r e > - 
-         < / I t e m > - 
-         < F a l l b a c k > - 
-             < F a l l b a c k E x p e c t e d D a t e > F a l l b a c k E x p e c t e d D a t e < / F a l l b a c k E x p e c t e d D a t e > - 
-             < F a l l b a c k I t e m D e s c r i p t i o n > F a l l b a c k I t e m D e s c r i p t i o n < / F a l l b a c k I t e m D e s c r i p t i o n > - 
-             < F a l l b a c k I t e m Q u a n t i t y > F a l l b a c k I t e m Q u a n t i t y < / F a l l b a c k I t e m Q u a n t i t y > - 
-         < / F a l l b a c k > - 
-     < / H e a d e r > - 
- < / N a v W o r d R e p o r t X m l P a r t > 
+<file path=customXml/item.xml><?xml version="1.0" encoding="utf-8"?>
+<NavWordReportXmlPart xmlns="urn:microsoft-dynamics-nav/reports/SOA_Sample_Order/4414/">
+  <BCReportInformation>
+    <ReportMetadata>
+      <ExtensionId>Extension ID</ExtensionId>
+      <ExtensionName>Extension Name</ExtensionName>
+      <ExtensionPublisher>Extension Publisher</ExtensionPublisher>
+      <ExtensionVersion>Extension Version</ExtensionVersion>
+      <ReportId>Report ID</ReportId>
+      <ReportName>Report Name</ReportName>
+      <AboutThisReportTitle>About This Report Title</AboutThisReportTitle>
+      <AboutThisReportText>About This Report Text</AboutThisReportText>
+      <ReportHelpLink>Report Help Link</ReportHelpLink>
+      <ReportCaption>Report Caption</ReportCaption>
+    </ReportMetadata>
+    <ReportRequest>
+      <TenantEntraId>Tenant Entra Id</TenantEntraId>
+      <EnvironmentName>Environment Name</EnvironmentName>
+      <EnvironmentType>Environment Type</EnvironmentType>
+      <CompanyName>Company Name</CompanyName>
+      <CompanyDisplayName>Company Display Name</CompanyDisplayName>
+      <CompanyId>Company ID</CompanyId>
+      <UserName>User Name</UserName>
+      <DateAndTime>Date and Time</DateAndTime>
+      <Language>Language</Language>
+      <FormatRegion>Format Region</FormatRegion>
+      <DateTimeValues>
+        <Year>Year</Year>
+        <MonthNumber>Month Number</MonthNumber>
+        <DayNumber>Day Number</DayNumber>
+        <Hour>Hour</Hour>
+        <Minute>Minute</Minute>
+      </DateTimeValues>
+    </ReportRequest>
+    <CompanyMetadata>
+      <CompanyName>Company Name</CompanyName>
+      <CompanyDisplayName>Company Display Name</CompanyDisplayName>
+      <CompanyAddressLines>
+        <CompanyAddressLine1>Company Address Line 1</CompanyAddressLine1>
+        <CompanyAddressLine2>Company Address Line 2</CompanyAddressLine2>
+        <CompanyAddressLine3>Company Address Line 3</CompanyAddressLine3>
+        <CompanyAddressLine4>Company Address Line 4</CompanyAddressLine4>
+        <CompanyAddressLine5>Company Address Line 5</CompanyAddressLine5>
+        <CompanyAddressLine6>Company Address Line 6</CompanyAddressLine6>
+        <CompanyAddressLine7>Company Address Line 7</CompanyAddressLine7>
+        <CompanyAddressLine8>Company Address Line 8</CompanyAddressLine8>
+      </CompanyAddressLines>
+      <CompanyPhone>Company Phone</CompanyPhone>
+      <CompanyPhoneCaption>Company Phone Caption</CompanyPhoneCaption>
+      <CompanyFaxNo>Company Fax No.</CompanyFaxNo>
+      <CompanyFaxNoCaption>Company Fax No. Caption</CompanyFaxNoCaption>
+      <CompanyEmail>Company Email</CompanyEmail>
+      <CompanyEmailCaption>Company Email Caption</CompanyEmailCaption>
+      <CompanyHomePage>Company Home Page</CompanyHomePage>
+      <CompanyHomePageCaption>Company Home Page Caption</CompanyHomePageCaption>
+      <CompanyLogo>Company Logo</CompanyLogo>
+      <CompanyVATRegistrationNo>Company VAT Registration No.</CompanyVATRegistrationNo>
+      <CompanyVATRegistrationNoCaption>Company VAT Registration No. Caption</CompanyVATRegistrationNoCaption>
+      <CompanyRegistrationNo>Company Registration No.</CompanyRegistrationNo>
+      <CompanyRegistrationNoCaption>Company Registration No. Caption</CompanyRegistrationNoCaption>
+      <CompanyBankName>Company Bank Name</CompanyBankName>
+      <CompanyBankNameCaption>Company Bank Name Caption</CompanyBankNameCaption>
+      <CompanyBankAccountNo>Company Bank Account No.</CompanyBankAccountNo>
+      <CompanyBankAccountNoCaption>Company Bank Account No. Caption</CompanyBankAccountNoCaption>
+      <CompanyBankBranchNo>Company Bank Branch No.</CompanyBankBranchNo>
+      <CompanyBankBranchNoCaption>Company Bank Branch No. Caption</CompanyBankBranchNoCaption>
+      <CompanyIBAN>Company IBAN</CompanyIBAN>
+      <CompanyIBANCaption>Company IBAN Caption</CompanyIBANCaption>
+      <CompanyBankSWIFT>Company Bank SWIFT</CompanyBankSWIFT>
+      <CompanyBankSWIFTCaption>Company Bank SWIFT Caption</CompanyBankSWIFTCaption>
+      <CompanyGiroNo>Company Giro No.</CompanyGiroNo>
+      <CompanyGiroNoCaption>Company Giro No. Caption</CompanyGiroNoCaption>
+    </CompanyMetadata>
+  </BCReportInformation>
+  <Header>
+    <CompanyAddress>CompanyAddress</CompanyAddress>
+    <CompanyCity>CompanyCity</CompanyCity>
+    <CompanyEmail>CompanyEmail</CompanyEmail>
+    <CompanyName>CompanyName</CompanyName>
+    <CompanyPhone>CompanyPhone</CompanyPhone>
+    <DocDate>DocDate</DocDate>
+    <DocNo>DocNo</DocNo>
+    <SenderAddress>SenderAddress</SenderAddress>
+    <SenderCity>SenderCity</SenderCity>
+    <SenderCompany>SenderCompany</SenderCompany>
+    <SenderEmail>SenderEmail</SenderEmail>
+    <SenderName>SenderName</SenderName>
+    <SenderPhone>SenderPhone</SenderPhone>
+    <Item>
+      <ExpectedDate>ExpectedDate</ExpectedDate>
+      <ItemDescription>ItemDescription</ItemDescription>
+      <ItemNo>ItemNo</ItemNo>
+      <ItemQuantity>ItemQuantity</ItemQuantity>
+      <ItemUnitOfMeasure>ItemUnitOfMeasure</ItemUnitOfMeasure>
+    </Item>
+    <Fallback>
+      <FallbackExpectedDate>FallbackExpectedDate</FallbackExpectedDate>
+      <FallbackItemDescription>FallbackItemDescription</FallbackItemDescription>
+      <FallbackItemQuantity>FallbackItemQuantity</FallbackItemQuantity>
+    </Fallback>
+  </Header>
+</NavWordReportXmlPart>
 </file>
 
 <file path=customXml/item2.xml>��< ? x m l   v e r s i o n = " 1 . 0 "   e n c o d i n g = " u t f - 1 6 " ? > 
--- a/src/Apps/W1/SalesOrderAgent/app/src/Integration/SOASampleOrder.docx
+++ b/src/Apps/W1/SalesOrderAgent/app/src/Integration/SOASampleOrder.docx
@@ -1228,108 +1228,209 @@
 </w:document>
 </file>
 
-<file path=customXml/item.xml><?xml version="1.0" encoding="utf-8"?>
-<NavWordReportXmlPart xmlns="urn:microsoft-dynamics-nav/reports/SOA_Sample_Order/4414/">
-  <BCReportInformation>
-    <ReportMetadata>
-      <ExtensionId>Extension ID</ExtensionId>
-      <ExtensionName>Extension Name</ExtensionName>
-      <ExtensionPublisher>Extension Publisher</ExtensionPublisher>
-      <ExtensionVersion>Extension Version</ExtensionVersion>
-      <ReportId>Report ID</ReportId>
-      <ReportName>Report Name</ReportName>
-      <AboutThisReportTitle>About This Report Title</AboutThisReportTitle>
-      <AboutThisReportText>About This Report Text</AboutThisReportText>
-      <ReportHelpLink>Report Help Link</ReportHelpLink>
-      <ReportCaption>Report Caption</ReportCaption>
-    </ReportMetadata>
-    <ReportRequest>
-      <TenantEntraId>Tenant Entra Id</TenantEntraId>
-      <EnvironmentName>Environment Name</EnvironmentName>
-      <EnvironmentType>Environment Type</EnvironmentType>
-      <CompanyName>Company Name</CompanyName>
-      <CompanyDisplayName>Company Display Name</CompanyDisplayName>
-      <CompanyId>Company ID</CompanyId>
-      <UserName>User Name</UserName>
-      <DateAndTime>Date and Time</DateAndTime>
-      <Language>Language</Language>
-      <FormatRegion>Format Region</FormatRegion>
-      <DateTimeValues>
-        <Year>Year</Year>
-        <MonthNumber>Month Number</MonthNumber>
-        <DayNumber>Day Number</DayNumber>
-        <Hour>Hour</Hour>
-        <Minute>Minute</Minute>
-      </DateTimeValues>
-    </ReportRequest>
-    <CompanyMetadata>
-      <CompanyName>Company Name</CompanyName>
-      <CompanyDisplayName>Company Display Name</CompanyDisplayName>
-      <CompanyAddressLines>
-        <CompanyAddressLine1>Company Address Line 1</CompanyAddressLine1>
-        <CompanyAddressLine2>Company Address Line 2</CompanyAddressLine2>
-        <CompanyAddressLine3>Company Address Line 3</CompanyAddressLine3>
-        <CompanyAddressLine4>Company Address Line 4</CompanyAddressLine4>
-        <CompanyAddressLine5>Company Address Line 5</CompanyAddressLine5>
-        <CompanyAddressLine6>Company Address Line 6</CompanyAddressLine6>
-        <CompanyAddressLine7>Company Address Line 7</CompanyAddressLine7>
-        <CompanyAddressLine8>Company Address Line 8</CompanyAddressLine8>
-      </CompanyAddressLines>
-      <CompanyPhone>Company Phone</CompanyPhone>
-      <CompanyPhoneCaption>Company Phone Caption</CompanyPhoneCaption>
-      <CompanyFaxNo>Company Fax No.</CompanyFaxNo>
-      <CompanyFaxNoCaption>Company Fax No. Caption</CompanyFaxNoCaption>
-      <CompanyEmail>Company Email</CompanyEmail>
-      <CompanyEmailCaption>Company Email Caption</CompanyEmailCaption>
-      <CompanyHomePage>Company Home Page</CompanyHomePage>
-      <CompanyHomePageCaption>Company Home Page Caption</CompanyHomePageCaption>
-      <CompanyLogo>Company Logo</CompanyLogo>
-      <CompanyVATRegistrationNo>Company VAT Registration No.</CompanyVATRegistrationNo>
-      <CompanyVATRegistrationNoCaption>Company VAT Registration No. Caption</CompanyVATRegistrationNoCaption>
-      <CompanyRegistrationNo>Company Registration No.</CompanyRegistrationNo>
-      <CompanyRegistrationNoCaption>Company Registration No. Caption</CompanyRegistrationNoCaption>
-      <CompanyBankName>Company Bank Name</CompanyBankName>
-      <CompanyBankNameCaption>Company Bank Name Caption</CompanyBankNameCaption>
-      <CompanyBankAccountNo>Company Bank Account No.</CompanyBankAccountNo>
-      <CompanyBankAccountNoCaption>Company Bank Account No. Caption</CompanyBankAccountNoCaption>
-      <CompanyBankBranchNo>Company Bank Branch No.</CompanyBankBranchNo>
-      <CompanyBankBranchNoCaption>Company Bank Branch No. Caption</CompanyBankBranchNoCaption>
-      <CompanyIBAN>Company IBAN</CompanyIBAN>
-      <CompanyIBANCaption>Company IBAN Caption</CompanyIBANCaption>
-      <CompanyBankSWIFT>Company Bank SWIFT</CompanyBankSWIFT>
-      <CompanyBankSWIFTCaption>Company Bank SWIFT Caption</CompanyBankSWIFTCaption>
-      <CompanyGiroNo>Company Giro No.</CompanyGiroNo>
-      <CompanyGiroNoCaption>Company Giro No. Caption</CompanyGiroNoCaption>
-    </CompanyMetadata>
-  </BCReportInformation>
-  <Header>
-    <CompanyAddress>CompanyAddress</CompanyAddress>
-    <CompanyCity>CompanyCity</CompanyCity>
-    <CompanyEmail>CompanyEmail</CompanyEmail>
-    <CompanyName>CompanyName</CompanyName>
-    <CompanyPhone>CompanyPhone</CompanyPhone>
-    <DocDate>DocDate</DocDate>
-    <DocNo>DocNo</DocNo>
-    <SenderAddress>SenderAddress</SenderAddress>
-    <SenderCity>SenderCity</SenderCity>
-    <SenderCompany>SenderCompany</SenderCompany>
-    <SenderEmail>SenderEmail</SenderEmail>
-    <SenderName>SenderName</SenderName>
-    <SenderPhone>SenderPhone</SenderPhone>
-    <Item>
-      <ExpectedDate>ExpectedDate</ExpectedDate>
-      <ItemDescription>ItemDescription</ItemDescription>
-      <ItemNo>ItemNo</ItemNo>
-      <ItemQuantity>ItemQuantity</ItemQuantity>
-      <ItemUnitOfMeasure>ItemUnitOfMeasure</ItemUnitOfMeasure>
-    </Item>
-    <Fallback>
-      <FallbackExpectedDate>FallbackExpectedDate</FallbackExpectedDate>
-      <FallbackItemDescription>FallbackItemDescription</FallbackItemDescription>
-      <FallbackItemQuantity>FallbackItemQuantity</FallbackItemQuantity>
-    </Fallback>
-  </Header>
-</NavWordReportXmlPart>
+<file path=customXml/item.xml>��< ? x m l   v e r s i o n = " 1 . 0 "   e n c o d i n g = " u t f - 1 6 " ? > + 
+ < N a v W o r d R e p o r t X m l P a r t   x m l n s = " u r n : m i c r o s o f t - d y n a m i c s - n a v / r e p o r t s / S O A _ S a m p l e _ O r d e r / 4 4 1 4 / " > + 
+     < B C R e p o r t I n f o r m a t i o n > + 
+         < R e p o r t M e t a d a t a > + 
+             < E x t e n s i o n I d > E x t e n s i o n   I D < / E x t e n s i o n I d > + 
+             < E x t e n s i o n N a m e > E x t e n s i o n   N a m e < / E x t e n s i o n N a m e > + 
+             < E x t e n s i o n P u b l i s h e r > E x t e n s i o n   P u b l i s h e r < / E x t e n s i o n P u b l i s h e r > + 
+             < E x t e n s i o n V e r s i o n > E x t e n s i o n   V e r s i o n < / E x t e n s i o n V e r s i o n > + 
+             < R e p o r t I d > R e p o r t   I D < / R e p o r t I d > + 
+             < R e p o r t N a m e > R e p o r t   N a m e < / R e p o r t N a m e > + 
+             < R e p o r t C a p t i o n > R e p o r t   C a p t i o n < / R e p o r t C a p t i o n > + 
+             < A b o u t T h i s R e p o r t T i t l e > A b o u t   T h i s   R e p o r t   T i t l e < / A b o u t T h i s R e p o r t T i t l e > + 
+             < A b o u t T h i s R e p o r t T e x t > A b o u t   T h i s   R e p o r t   T e x t < / A b o u t T h i s R e p o r t T e x t > + 
+             < R e p o r t H e l p L i n k > R e p o r t   H e l p   L i n k < / R e p o r t H e l p L i n k > + 
+         < / R e p o r t M e t a d a t a > + 
+         < R e p o r t R e q u e s t > + 
+             < T e n a n t E n t r a I d > T e n a n t   E n t r a   I d < / T e n a n t E n t r a I d > + 
+             < E n v i r o n m e n t N a m e > E n v i r o n m e n t   N a m e < / E n v i r o n m e n t N a m e > + 
+             < E n v i r o n m e n t T y p e > E n v i r o n m e n t   T y p e < / E n v i r o n m e n t T y p e > + 
+             < C o m p a n y N a m e > C o m p a n y   N a m e < / C o m p a n y N a m e > + 
+             < C o m p a n y D i s p l a y N a m e > C o m p a n y   D i s p l a y   N a m e < / C o m p a n y D i s p l a y N a m e > + 
+             < C o m p a n y I d > C o m p a n y   I D < / C o m p a n y I d > + 
+             < U s e r N a m e > U s e r   N a m e < / U s e r N a m e > + 
+             < D a t e A n d T i m e > D a t e   a n d   T i m e < / D a t e A n d T i m e > + 
+             < L a n g u a g e > L a n g u a g e < / L a n g u a g e > + 
+             < F o r m a t R e g i o n > F o r m a t   R e g i o n < / F o r m a t R e g i o n > + 
+             < D a t e T i m e V a l u e s > + 
+                 < Y e a r > Y e a r < / Y e a r > + 
+                 < M o n t h N u m b e r > M o n t h   N u m b e r < / M o n t h N u m b e r > + 
+                 < D a y N u m b e r > D a y   N u m b e r < / D a y N u m b e r > + 
+                 < H o u r > H o u r < / H o u r > + 
+                 < M i n u t e > M i n u t e < / M i n u t e > + 
+             < / D a t e T i m e V a l u e s > + 
+         < / R e p o r t R e q u e s t > + 
+         < C o m p a n y M e t a d a t a > + 
+             < C o m p a n y N a m e > C o m p a n y   N a m e < / C o m p a n y N a m e > + 
+             < C o m p a n y D i s p l a y N a m e > C o m p a n y   D i s p l a y   N a m e < / C o m p a n y D i s p l a y N a m e > + 
+             < C o m p a n y A d d r e s s L i n e s > + 
+                 < C o m p a n y A d d r e s s L i n e 1 > C o m p a n y   A d d r e s s   L i n e   1 < / C o m p a n y A d d r e s s L i n e 1 > + 
+                 < C o m p a n y A d d r e s s L i n e 2 > C o m p a n y   A d d r e s s   L i n e   2 < / C o m p a n y A d d r e s s L i n e 2 > + 
+                 < C o m p a n y A d d r e s s L i n e 3 > C o m p a n y   A d d r e s s   L i n e   3 < / C o m p a n y A d d r e s s L i n e 3 > + 
+                 < C o m p a n y A d d r e s s L i n e 4 > C o m p a n y   A d d r e s s   L i n e   4 < / C o m p a n y A d d r e s s L i n e 4 > + 
+                 < C o m p a n y A d d r e s s L i n e 5 > C o m p a n y   A d d r e s s   L i n e   5 < / C o m p a n y A d d r e s s L i n e 5 > + 
+                 < C o m p a n y A d d r e s s L i n e 6 > C o m p a n y   A d d r e s s   L i n e   6 < / C o m p a n y A d d r e s s L i n e 6 > + 
+                 < C o m p a n y A d d r e s s L i n e 7 > C o m p a n y   A d d r e s s   L i n e   7 < / C o m p a n y A d d r e s s L i n e 7 > + 
+                 < C o m p a n y A d d r e s s L i n e 8 > C o m p a n y   A d d r e s s   L i n e   8 < / C o m p a n y A d d r e s s L i n e 8 > + 
+             < / C o m p a n y A d d r e s s L i n e s > + 
+             < C o m p a n y P h o n e > C o m p a n y   P h o n e < / C o m p a n y P h o n e > + 
+             < C o m p a n y P h o n e C a p t i o n > C o m p a n y   P h o n e   C a p t i o n < / C o m p a n y P h o n e C a p t i o n > + 
+             < C o m p a n y F a x N o > C o m p a n y   F a x   N o . < / C o m p a n y F a x N o > + 
+             < C o m p a n y F a x N o C a p t i o n > C o m p a n y   F a x   N o .   C a p t i o n < / C o m p a n y F a x N o C a p t i o n > + 
+             < C o m p a n y E m a i l > C o m p a n y   E m a i l < / C o m p a n y E m a i l > + 
+             < C o m p a n y E m a i l C a p t i o n > C o m p a n y   E m a i l   C a p t i o n < / C o m p a n y E m a i l C a p t i o n > + 
+             < C o m p a n y H o m e P a g e > C o m p a n y   H o m e   P a g e < / C o m p a n y H o m e P a g e > + 
+             < C o m p a n y H o m e P a g e C a p t i o n > C o m p a n y   H o m e   P a g e   C a p t i o n < / C o m p a n y H o m e P a g e C a p t i o n > + 
+             < C o m p a n y L o g o > C o m p a n y   L o g o < / C o m p a n y L o g o > + 
+             < C o m p a n y V A T R e g i s t r a t i o n N o > C o m p a n y   V A T   R e g i s t r a t i o n   N o . < / C o m p a n y V A T R e g i s t r a t i o n N o > + 
+             < C o m p a n y V A T R e g i s t r a t i o n N o C a p t i o n > C o m p a n y   V A T   R e g i s t r a t i o n   N o .   C a p t i o n < / C o m p a n y V A T R e g i s t r a t i o n N o C a p t i o n > + 
+             < C o m p a n y R e g i s t r a t i o n N o > C o m p a n y   R e g i s t r a t i o n   N o . < / C o m p a n y R e g i s t r a t i o n N o > + 
+             < C o m p a n y R e g i s t r a t i o n N o C a p t i o n > C o m p a n y   R e g i s t r a t i o n   N o .   C a p t i o n < / C o m p a n y R e g i s t r a t i o n N o C a p t i o n > + 
+             < C o m p a n y B a n k N a m e > C o m p a n y   B a n k   N a m e < / C o m p a n y B a n k N a m e > + 
+             < C o m p a n y B a n k N a m e C a p t i o n > C o m p a n y   B a n k   N a m e   C a p t i o n < / C o m p a n y B a n k N a m e C a p t i o n > + 
+             < C o m p a n y B a n k A c c o u n t N o > C o m p a n y   B a n k   A c c o u n t   N o . < / C o m p a n y B a n k A c c o u n t N o > + 
+             < C o m p a n y B a n k A c c o u n t N o C a p t i o n > C o m p a n y   B a n k   A c c o u n t   N o .   C a p t i o n < / C o m p a n y B a n k A c c o u n t N o C a p t i o n > + 
+             < C o m p a n y B a n k B r a n c h N o > C o m p a n y   B a n k   B r a n c h   N o . < / C o m p a n y B a n k B r a n c h N o > + 
+             < C o m p a n y B a n k B r a n c h N o C a p t i o n > C o m p a n y   B a n k   B r a n c h   N o .   C a p t i o n < / C o m p a n y B a n k B r a n c h N o C a p t i o n > + 
+             < C o m p a n y I B A N > C o m p a n y   I B A N < / C o m p a n y I B A N > + 
+             < C o m p a n y I B A N C a p t i o n > C o m p a n y   I B A N   C a p t i o n < / C o m p a n y I B A N C a p t i o n > + 
+             < C o m p a n y B a n k S W I F T > C o m p a n y   B a n k   S W I F T < / C o m p a n y B a n k S W I F T > + 
+             < C o m p a n y B a n k S W I F T C a p t i o n > C o m p a n y   B a n k   S W I F T   C a p t i o n < / C o m p a n y B a n k S W I F T C a p t i o n > + 
+             < C o m p a n y G i r o N o > C o m p a n y   G i r o   N o . < / C o m p a n y G i r o N o > + 
+             < C o m p a n y G i r o N o C a p t i o n > C o m p a n y   G i r o   N o .   C a p t i o n < / C o m p a n y G i r o N o C a p t i o n > + 
+         < / C o m p a n y M e t a d a t a > + 
+     < / B C R e p o r t I n f o r m a t i o n > + 
+     < H e a d e r > + 
+         < C o m p a n y A d d r e s s > C o m p a n y A d d r e s s < / C o m p a n y A d d r e s s > + 
+         < C o m p a n y C i t y > C o m p a n y C i t y < / C o m p a n y C i t y > + 
+         < C o m p a n y E m a i l > C o m p a n y E m a i l < / C o m p a n y E m a i l > + 
+         < C o m p a n y N a m e > C o m p a n y N a m e < / C o m p a n y N a m e > + 
+         < C o m p a n y P h o n e > C o m p a n y P h o n e < / C o m p a n y P h o n e > + 
+         < D o c D a t e > D o c D a t e < / D o c D a t e > + 
+         < D o c N o > D o c N o < / D o c N o > + 
+         < S e n d e r A d d r e s s > S e n d e r A d d r e s s < / S e n d e r A d d r e s s > + 
+         < S e n d e r C i t y > S e n d e r C i t y < / S e n d e r C i t y > + 
+         < S e n d e r C o m p a n y > S e n d e r C o m p a n y < / S e n d e r C o m p a n y > + 
+         < S e n d e r E m a i l > S e n d e r E m a i l < / S e n d e r E m a i l > + 
+         < S e n d e r N a m e > S e n d e r N a m e < / S e n d e r N a m e > + 
+         < S e n d e r P h o n e > S e n d e r P h o n e < / S e n d e r P h o n e > + 
+         < I t e m > + 
+             < E x p e c t e d D a t e > E x p e c t e d D a t e < / E x p e c t e d D a t e > + 
+             < I t e m D e s c r i p t i o n > I t e m D e s c r i p t i o n < / I t e m D e s c r i p t i o n > + 
+             < I t e m N o > I t e m N o < / I t e m N o > + 
+             < I t e m Q u a n t i t y > I t e m Q u a n t i t y < / I t e m Q u a n t i t y > + 
+             < I t e m U n i t O f M e a s u r e > I t e m U n i t O f M e a s u r e < / I t e m U n i t O f M e a s u r e > + 
+         < / I t e m > + 
+         < F a l l b a c k > + 
+             < F a l l b a c k E x p e c t e d D a t e > F a l l b a c k E x p e c t e d D a t e < / F a l l b a c k E x p e c t e d D a t e > + 
+             < F a l l b a c k I t e m D e s c r i p t i o n > F a l l b a c k I t e m D e s c r i p t i o n < / F a l l b a c k I t e m D e s c r i p t i o n > + 
+             < F a l l b a c k I t e m Q u a n t i t y > F a l l b a c k I t e m Q u a n t i t y < / F a l l b a c k I t e m Q u a n t i t y > + 
+         < / F a l l b a c k > + 
+     < / H e a d e r > + 
+ < / N a v W o r d R e p o r t X m l P a r t > 
 </file>
 
 <file path=customXml/item2.xml>��< ? x m l   v e r s i o n = " 1 . 0 "   e n c o d i n g = " u t f - 1 6 " ? > @@ -1352,6 +1453,8 @@
  
              < R e p o r t N a m e > R e p o r t   N a m e < / R e p o r t N a m e >   
+             < R e p o r t C a p t i o n > R e p o r t   C a p t i o n < / R e p o r t C a p t i o n > + 
              < A b o u t T h i s R e p o r t T i t l e > A b o u t   T h i s   R e p o r t   T i t l e < / A b o u t T h i s R e p o r t T i t l e >   
              < A b o u t T h i s R e p o r t T e x t > A b o u t   T h i s   R e p o r t   T e x t < / A b o u t T h i s R e p o r t T e x t > @@ -1397,6 +1500,84 @@
              < / D a t e T i m e V a l u e s >   
          < / R e p o r t R e q u e s t > + 
+         < C o m p a n y M e t a d a t a > + 
+             < C o m p a n y N a m e > C o m p a n y   N a m e < / C o m p a n y N a m e > + 
+             < C o m p a n y D i s p l a y N a m e > C o m p a n y   D i s p l a y   N a m e < / C o m p a n y D i s p l a y N a m e > + 
+             < C o m p a n y A d d r e s s L i n e s > + 
+                 < C o m p a n y A d d r e s s L i n e 1 > C o m p a n y   A d d r e s s   L i n e   1 < / C o m p a n y A d d r e s s L i n e 1 > + 
+                 < C o m p a n y A d d r e s s L i n e 2 > C o m p a n y   A d d r e s s   L i n e   2 < / C o m p a n y A d d r e s s L i n e 2 > + 
+                 < C o m p a n y A d d r e s s L i n e 3 > C o m p a n y   A d d r e s s   L i n e   3 < / C o m p a n y A d d r e s s L i n e 3 > + 
+                 < C o m p a n y A d d r e s s L i n e 4 > C o m p a n y   A d d r e s s   L i n e   4 < / C o m p a n y A d d r e s s L i n e 4 > + 
+                 < C o m p a n y A d d r e s s L i n e 5 > C o m p a n y   A d d r e s s   L i n e   5 < / C o m p a n y A d d r e s s L i n e 5 > + 
+                 < C o m p a n y A d d r e s s L i n e 6 > C o m p a n y   A d d r e s s   L i n e   6 < / C o m p a n y A d d r e s s L i n e 6 > + 
+                 < C o m p a n y A d d r e s s L i n e 7 > C o m p a n y   A d d r e s s   L i n e   7 < / C o m p a n y A d d r e s s L i n e 7 > + 
+                 < C o m p a n y A d d r e s s L i n e 8 > C o m p a n y   A d d r e s s   L i n e   8 < / C o m p a n y A d d r e s s L i n e 8 > + 
+             < / C o m p a n y A d d r e s s L i n e s > + 
+             < C o m p a n y P h o n e > C o m p a n y   P h o n e < / C o m p a n y P h o n e > + 
+             < C o m p a n y P h o n e C a p t i o n > C o m p a n y   P h o n e   C a p t i o n < / C o m p a n y P h o n e C a p t i o n > + 
+             < C o m p a n y F a x N o > C o m p a n y   F a x   N o . < / C o m p a n y F a x N o > + 
+             < C o m p a n y F a x N o C a p t i o n > C o m p a n y   F a x   N o .   C a p t i o n < / C o m p a n y F a x N o C a p t i o n > + 
+             < C o m p a n y E m a i l > C o m p a n y   E m a i l < / C o m p a n y E m a i l > + 
+             < C o m p a n y E m a i l C a p t i o n > C o m p a n y   E m a i l   C a p t i o n < / C o m p a n y E m a i l C a p t i o n > + 
+             < C o m p a n y H o m e P a g e > C o m p a n y   H o m e   P a g e < / C o m p a n y H o m e P a g e > + 
+             < C o m p a n y H o m e P a g e C a p t i o n > C o m p a n y   H o m e   P a g e   C a p t i o n < / C o m p a n y H o m e P a g e C a p t i o n > + 
+             < C o m p a n y L o g o > C o m p a n y   L o g o < / C o m p a n y L o g o > + 
+             < C o m p a n y V A T R e g i s t r a t i o n N o > C o m p a n y   V A T   R e g i s t r a t i o n   N o . < / C o m p a n y V A T R e g i s t r a t i o n N o > + 
+             < C o m p a n y V A T R e g i s t r a t i o n N o C a p t i o n > C o m p a n y   V A T   R e g i s t r a t i o n   N o .   C a p t i o n < / C o m p a n y V A T R e g i s t r a t i o n N o C a p t i o n > + 
+             < C o m p a n y R e g i s t r a t i o n N o > C o m p a n y   R e g i s t r a t i o n   N o . < / C o m p a n y R e g i s t r a t i o n N o > + 
+             < C o m p a n y R e g i s t r a t i o n N o C a p t i o n > C o m p a n y   R e g i s t r a t i o n   N o .   C a p t i o n < / C o m p a n y R e g i s t r a t i o n N o C a p t i o n > + 
+             < C o m p a n y B a n k N a m e > C o m p a n y   B a n k   N a m e < / C o m p a n y B a n k N a m e > + 
+             < C o m p a n y B a n k N a m e C a p t i o n > C o m p a n y   B a n k   N a m e   C a p t i o n < / C o m p a n y B a n k N a m e C a p t i o n > + 
+             < C o m p a n y B a n k A c c o u n t N o > C o m p a n y   B a n k   A c c o u n t   N o . < / C o m p a n y B a n k A c c o u n t N o > + 
+             < C o m p a n y B a n k A c c o u n t N o C a p t i o n > C o m p a n y   B a n k   A c c o u n t   N o .   C a p t i o n < / C o m p a n y B a n k A c c o u n t N o C a p t i o n > + 
+             < C o m p a n y B a n k B r a n c h N o > C o m p a n y   B a n k   B r a n c h   N o . < / C o m p a n y B a n k B r a n c h N o > + 
+             < C o m p a n y B a n k B r a n c h N o C a p t i o n > C o m p a n y   B a n k   B r a n c h   N o .   C a p t i o n < / C o m p a n y B a n k B r a n c h N o C a p t i o n > + 
+             < C o m p a n y I B A N > C o m p a n y   I B A N < / C o m p a n y I B A N > + 
+             < C o m p a n y I B A N C a p t i o n > C o m p a n y   I B A N   C a p t i o n < / C o m p a n y I B A N C a p t i o n > + 
+             < C o m p a n y B a n k S W I F T > C o m p a n y   B a n k   S W I F T < / C o m p a n y B a n k S W I F T > + 
+             < C o m p a n y B a n k S W I F T C a p t i o n > C o m p a n y   B a n k   S W I F T   C a p t i o n < / C o m p a n y B a n k S W I F T C a p t i o n > + 
+             < C o m p a n y G i r o N o > C o m p a n y   G i r o   N o . < / C o m p a n y G i r o N o > + 
+             < C o m p a n y G i r o N o C a p t i o n > C o m p a n y   G i r o   N o .   C a p t i o n < / C o m p a n y G i r o N o C a p t i o n > + 
+         < / C o m p a n y M e t a d a t a >   
      < / B C R e p o r t I n f o r m a t i o n >   
